--- a/tillsyn/A 45657-2024 tillsynsbegäran.docx
+++ b/tillsyn/A 45657-2024 tillsynsbegäran.docx
@@ -508,7 +508,7 @@
     <w:r>
       <w:tab/>
       <w:tab/>
-      <w:t>2026-09-14</w:t>
+      <w:t>2026-09-15</w:t>
       <w:br/>
       <w:br/>
     </w:r>

--- a/tillsyn/A 45657-2024 tillsynsbegäran.docx
+++ b/tillsyn/A 45657-2024 tillsynsbegäran.docx
@@ -508,7 +508,7 @@
     <w:r>
       <w:tab/>
       <w:tab/>
-      <w:t>2026-09-15</w:t>
+      <w:t>2026-09-16</w:t>
       <w:br/>
       <w:br/>
     </w:r>

--- a/tillsyn/A 45657-2024 tillsynsbegäran.docx
+++ b/tillsyn/A 45657-2024 tillsynsbegäran.docx
@@ -508,7 +508,7 @@
     <w:r>
       <w:tab/>
       <w:tab/>
-      <w:t>2026-09-16</w:t>
+      <w:t>2026-09-17</w:t>
       <w:br/>
       <w:br/>
     </w:r>

--- a/tillsyn/A 45657-2024 tillsynsbegäran.docx
+++ b/tillsyn/A 45657-2024 tillsynsbegäran.docx
@@ -508,7 +508,7 @@
     <w:r>
       <w:tab/>
       <w:tab/>
-      <w:t>2026-09-17</w:t>
+      <w:t>2026-09-18</w:t>
       <w:br/>
       <w:br/>
     </w:r>

--- a/tillsyn/A 45657-2024 tillsynsbegäran.docx
+++ b/tillsyn/A 45657-2024 tillsynsbegäran.docx
@@ -508,7 +508,7 @@
     <w:r>
       <w:tab/>
       <w:tab/>
-      <w:t>2026-09-18</w:t>
+      <w:t>2026-09-19</w:t>
       <w:br/>
       <w:br/>
     </w:r>

--- a/tillsyn/A 45657-2024 tillsynsbegäran.docx
+++ b/tillsyn/A 45657-2024 tillsynsbegäran.docx
@@ -508,7 +508,7 @@
     <w:r>
       <w:tab/>
       <w:tab/>
-      <w:t>2026-09-19</w:t>
+      <w:t>2026-09-21</w:t>
       <w:br/>
       <w:br/>
     </w:r>

--- a/tillsyn/A 45657-2024 tillsynsbegäran.docx
+++ b/tillsyn/A 45657-2024 tillsynsbegäran.docx
@@ -60,12 +60,12 @@
         <w:spacing w:after="240"/>
       </w:pPr>
       <w:r>
-        <w:t>Figur 1. Fyndplatser för naturvårdsarter i och inom 2 meter från avverkningsanmälan. Markörer utan svart kant är placerade på fyndplatsen. Markörer med svart kant är placerade vid sidan av fyndplatsen och har ett svart streck som visar fyndplatsens exakta position. Kartans mittpunktskoordinat är N 7094727, E 752781 i SWEREF 99 TM.</w:t>
+        <w:t>Figur 1. Fyndplatser för naturvårdsarter i och inom 18 meter från avverkningsanmälan. Markörer utan svart kant är placerade på fyndplatsen. Markörer med svart kant är placerade vid sidan av fyndplatsen och har ett svart streck som visar fyndplatsens exakta position. Kartans mittpunktskoordinat är N 7094727, E 752781 i SWEREF 99 TM.</w:t>
       </w:r>
     </w:p>
     <w:p>
       <w:r>
-        <w:t>I och inom 2 meter från avverkningsanmälan finns fynd av 10 naturvårdsarter, varav 9 är rödlistade, 2 är fridlysta och 2 är typiska (T): gräddporing (VU, T), smalfotad taggsvamp (VU), spadskinn (VU), tajgataggsvamp (VU), torrmusseron (VU), blå taggsvamp (NT, T), skarp dropptaggsvamp (NT), svartvit taggsvamp (NT), talltita (NT, §4) och skogsödla (§6). Se Figur 1.</w:t>
+        <w:t>I och inom 18 meter från avverkningsanmälan finns fynd av 12 naturvårdsarter, varav 11 är rödlistade, 2 är fridlysta och 4 är typiska (T): goliatmusseron (VU, T), gräddporing (VU, T), smalfotad taggsvamp (VU), spadskinn (VU), tajgataggsvamp (VU), torrmusseron (VU), blå taggsvamp (NT, T), orange taggsvamp (NT, T), skarp dropptaggsvamp (NT), svartvit taggsvamp (NT), talltita (NT, §4) och skogsödla (§6). Se Figur 1.</w:t>
       </w:r>
     </w:p>
     <w:p>
@@ -97,6 +97,26 @@
     <w:p>
       <w:r>
         <w:t>Nedan följer beskrivningar av de naturvårdsarter och fridlysta arter som har sina livsmiljöer och växtplatser i den avverkningsanmälda skogen. Se även ytterligare artfakta i BILAGA 1. De påträffade naturvårdsarterna är ett tydligt kvitto på att det rör sig om en skog med höga naturvärden.</w:t>
+      </w:r>
+    </w:p>
+    <w:p>
+      <w:r>
+        <w:rPr>
+          <w:b/>
+        </w:rPr>
+        <w:t>Goliatmusseron (VU)</w:t>
+      </w:r>
+      <w:r>
+        <w:t xml:space="preserve"> är en mykorrhizasvamp knuten till gammal tall på sandig eller grusig mark, främst ljusöppna torra lavtallhedar där svampen växer bland renlavar och lingon. Mager, sandig och brandpräglad tallskog med lång trädkontinuitet bör undantas från trakthyggesbruk och inte kalavverkas. Goliatmusseron är placerad högst upp i Skogsstyrelsens värdepyramid för bedömning av skog med höga naturvärden och den är globalt rödlistad som sårbar (VU) vilket innebär att Sverige har ett internationellt ansvar för arten. Goliatmusseron är typisk art för </w:t>
+      </w:r>
+      <w:r>
+        <w:rPr>
+          <w:i/>
+        </w:rPr>
+        <w:t>9010 Taiga</w:t>
+      </w:r>
+      <w:r>
+        <w:t xml:space="preserve"> (SLU Artdatabanken, 2024; Nitare &amp; Skogsstyrelsen, 2019; IUCN, 2020).</w:t>
       </w:r>
     </w:p>
     <w:p>
@@ -190,6 +210,26 @@
       </w:r>
       <w:r>
         <w:t xml:space="preserve"> (SLU Artdatabanken, 2024; Nitare &amp; Skogsstyrelsen, 2019).</w:t>
+      </w:r>
+    </w:p>
+    <w:p>
+      <w:r>
+        <w:rPr>
+          <w:b/>
+        </w:rPr>
+        <w:t xml:space="preserve">Orange taggsvamp (NT) </w:t>
+      </w:r>
+      <w:r>
+        <w:t xml:space="preserve">bildar mykorrhiza med både gran och tall och den förekommer främst i äldre barrskogar med kontinuitetsskogskaraktär. Mest frekvent är den i äldre mossrik granskog, men då bara i skogar inom granens naturliga utbredningsområde och i bestånd med långvarig grankontinuitet. Den totala populationen i landet bedöms ha minskat kraftigt och fortsatt kommer att minska då arten är knuten till en produktiv skogsmiljö som successivt avverkas. Arten hotas främst av skogsavverkning och tycks försvinna efter slutavverkning, markberedning och plantering och det är inte känt att arten har återkommit i anlagd skog på tidigare kalmark. Orange taggsvamp är typisk art för </w:t>
+      </w:r>
+      <w:r>
+        <w:rPr>
+          <w:i/>
+        </w:rPr>
+        <w:t>9010 Taiga</w:t>
+      </w:r>
+      <w:r>
+        <w:t xml:space="preserve"> (SLU Artdatabanken, 2024).</w:t>
       </w:r>
     </w:p>
     <w:p>
@@ -508,7 +548,7 @@
     <w:r>
       <w:tab/>
       <w:tab/>
-      <w:t>2026-09-21</w:t>
+      <w:t>2026-09-23</w:t>
       <w:br/>
       <w:br/>
     </w:r>

--- a/tillsyn/A 45657-2024 tillsynsbegäran.docx
+++ b/tillsyn/A 45657-2024 tillsynsbegäran.docx
@@ -65,7 +65,7 @@
     </w:p>
     <w:p>
       <w:r>
-        <w:t>I och inom 18 meter från avverkningsanmälan finns fynd av 12 naturvårdsarter, varav 11 är rödlistade, 2 är fridlysta och 4 är typiska (T): goliatmusseron (VU, T), gräddporing (VU, T), smalfotad taggsvamp (VU), spadskinn (VU), tajgataggsvamp (VU), torrmusseron (VU), blå taggsvamp (NT, T), orange taggsvamp (NT, T), skarp dropptaggsvamp (NT), svartvit taggsvamp (NT), talltita (NT, §4) och skogsödla (§6). Se Figur 1.</w:t>
+        <w:t>I och inom 18 meter från avverkningsanmälan finns fynd av 13 naturvårdsarter, varav 12 är rödlistade, 2 är fridlysta och 4 är typiska (T): goliatmusseron (VU, T), gräddporing (VU, T), skrovlig taggsvamp (VU), smalfotad taggsvamp (VU), spadskinn (VU), tajgataggsvamp (VU), torrmusseron (VU), blå taggsvamp (NT, T), orange taggsvamp (NT, T), skarp dropptaggsvamp (NT), svartvit taggsvamp (NT), talltita (NT, §4) och skogsödla (§6). Se Figur 1.</w:t>
       </w:r>
     </w:p>
     <w:p>
@@ -137,6 +137,17 @@
       </w:r>
       <w:r>
         <w:t xml:space="preserve"> (SLU Artdatabanken, 2024; Nitare &amp; Skogsstyrelsen, 2019).</w:t>
+      </w:r>
+    </w:p>
+    <w:p>
+      <w:r>
+        <w:rPr>
+          <w:b/>
+        </w:rPr>
+        <w:t xml:space="preserve">Skrovlig taggsvamp (VU) </w:t>
+      </w:r>
+      <w:r>
+        <w:t>bildar mykorrhiza med tall i äldre tallskog, framför allt på tallhed. Den växer huvudsakligen i äldre barrskog som hotas av slutavverkning. Genom att äldre barrskogar och naturskogar blir allt sällsyntare, missgynnas arten av skogsbruk. Arten ingår i ett åtgärdsprogram för hotade arter (ÅGP) och en långsiktig tillgång till svampens värdträd behöver säkras genom att växtplatserna undantas från avverkning. Skrovlig taggsvamp är globalt rödlistad som nära hotad (NT) vilket innebär att Sverige har ett internationellt ansvar för arten (IUCN, 2025; SLU Artdatabanken, 2026; Nitare, 2006).</w:t>
       </w:r>
     </w:p>
     <w:p>
@@ -548,7 +559,7 @@
     <w:r>
       <w:tab/>
       <w:tab/>
-      <w:t>2026-09-23</w:t>
+      <w:t>2026-09-24</w:t>
       <w:br/>
       <w:br/>
     </w:r>

--- a/tillsyn/A 45657-2024 tillsynsbegäran.docx
+++ b/tillsyn/A 45657-2024 tillsynsbegäran.docx
@@ -559,7 +559,7 @@
     <w:r>
       <w:tab/>
       <w:tab/>
-      <w:t>2026-09-24</w:t>
+      <w:t>2026-09-25</w:t>
       <w:br/>
       <w:br/>
     </w:r>

--- a/tillsyn/A 45657-2024 tillsynsbegäran.docx
+++ b/tillsyn/A 45657-2024 tillsynsbegäran.docx
@@ -559,7 +559,7 @@
     <w:r>
       <w:tab/>
       <w:tab/>
-      <w:t>2026-09-25</w:t>
+      <w:t>2026-09-26</w:t>
       <w:br/>
       <w:br/>
     </w:r>

--- a/tillsyn/A 45657-2024 tillsynsbegäran.docx
+++ b/tillsyn/A 45657-2024 tillsynsbegäran.docx
@@ -559,7 +559,7 @@
     <w:r>
       <w:tab/>
       <w:tab/>
-      <w:t>2026-09-26</w:t>
+      <w:t>2026-09-27</w:t>
       <w:br/>
       <w:br/>
     </w:r>

--- a/tillsyn/A 45657-2024 tillsynsbegäran.docx
+++ b/tillsyn/A 45657-2024 tillsynsbegäran.docx
@@ -559,7 +559,7 @@
     <w:r>
       <w:tab/>
       <w:tab/>
-      <w:t>2026-09-27</w:t>
+      <w:t>2026-09-28</w:t>
       <w:br/>
       <w:br/>
     </w:r>

--- a/tillsyn/A 45657-2024 tillsynsbegäran.docx
+++ b/tillsyn/A 45657-2024 tillsynsbegäran.docx
@@ -559,7 +559,7 @@
     <w:r>
       <w:tab/>
       <w:tab/>
-      <w:t>2026-09-28</w:t>
+      <w:t>2026-09-29</w:t>
       <w:br/>
       <w:br/>
     </w:r>

--- a/tillsyn/A 45657-2024 tillsynsbegäran.docx
+++ b/tillsyn/A 45657-2024 tillsynsbegäran.docx
@@ -559,7 +559,7 @@
     <w:r>
       <w:tab/>
       <w:tab/>
-      <w:t>2026-09-29</w:t>
+      <w:t>2026-09-30</w:t>
       <w:br/>
       <w:br/>
     </w:r>

--- a/tillsyn/A 45657-2024 tillsynsbegäran.docx
+++ b/tillsyn/A 45657-2024 tillsynsbegäran.docx
@@ -559,7 +559,7 @@
     <w:r>
       <w:tab/>
       <w:tab/>
-      <w:t>2026-09-30</w:t>
+      <w:t>2026-10-01</w:t>
       <w:br/>
       <w:br/>
     </w:r>

--- a/tillsyn/A 45657-2024 tillsynsbegäran.docx
+++ b/tillsyn/A 45657-2024 tillsynsbegäran.docx
@@ -559,7 +559,7 @@
     <w:r>
       <w:tab/>
       <w:tab/>
-      <w:t>2026-10-01</w:t>
+      <w:t>2026-10-02</w:t>
       <w:br/>
       <w:br/>
     </w:r>

--- a/tillsyn/A 45657-2024 tillsynsbegäran.docx
+++ b/tillsyn/A 45657-2024 tillsynsbegäran.docx
@@ -559,7 +559,7 @@
     <w:r>
       <w:tab/>
       <w:tab/>
-      <w:t>2026-10-02</w:t>
+      <w:t>2026-10-03</w:t>
       <w:br/>
       <w:br/>
     </w:r>

--- a/tillsyn/A 45657-2024 tillsynsbegäran.docx
+++ b/tillsyn/A 45657-2024 tillsynsbegäran.docx
@@ -559,7 +559,7 @@
     <w:r>
       <w:tab/>
       <w:tab/>
-      <w:t>2026-10-03</w:t>
+      <w:t>2026-10-04</w:t>
       <w:br/>
       <w:br/>
     </w:r>

--- a/tillsyn/A 45657-2024 tillsynsbegäran.docx
+++ b/tillsyn/A 45657-2024 tillsynsbegäran.docx
@@ -559,7 +559,7 @@
     <w:r>
       <w:tab/>
       <w:tab/>
-      <w:t>2026-10-04</w:t>
+      <w:t>2026-10-05</w:t>
       <w:br/>
       <w:br/>
     </w:r>

--- a/tillsyn/A 45657-2024 tillsynsbegäran.docx
+++ b/tillsyn/A 45657-2024 tillsynsbegäran.docx
@@ -559,7 +559,7 @@
     <w:r>
       <w:tab/>
       <w:tab/>
-      <w:t>2026-10-05</w:t>
+      <w:t>2026-10-06</w:t>
       <w:br/>
       <w:br/>
     </w:r>

--- a/tillsyn/A 45657-2024 tillsynsbegäran.docx
+++ b/tillsyn/A 45657-2024 tillsynsbegäran.docx
@@ -559,7 +559,7 @@
     <w:r>
       <w:tab/>
       <w:tab/>
-      <w:t>2026-10-06</w:t>
+      <w:t>2026-10-07</w:t>
       <w:br/>
       <w:br/>
     </w:r>

--- a/tillsyn/A 45657-2024 tillsynsbegäran.docx
+++ b/tillsyn/A 45657-2024 tillsynsbegäran.docx
@@ -559,7 +559,7 @@
     <w:r>
       <w:tab/>
       <w:tab/>
-      <w:t>2026-10-07</w:t>
+      <w:t>2026-10-08</w:t>
       <w:br/>
       <w:br/>
     </w:r>

--- a/tillsyn/A 45657-2024 tillsynsbegäran.docx
+++ b/tillsyn/A 45657-2024 tillsynsbegäran.docx
@@ -559,7 +559,7 @@
     <w:r>
       <w:tab/>
       <w:tab/>
-      <w:t>2026-10-08</w:t>
+      <w:t>2026-10-09</w:t>
       <w:br/>
       <w:br/>
     </w:r>

--- a/tillsyn/A 45657-2024 tillsynsbegäran.docx
+++ b/tillsyn/A 45657-2024 tillsynsbegäran.docx
@@ -559,7 +559,7 @@
     <w:r>
       <w:tab/>
       <w:tab/>
-      <w:t>2026-10-09</w:t>
+      <w:t>2026-10-10</w:t>
       <w:br/>
       <w:br/>
     </w:r>

--- a/tillsyn/A 45657-2024 tillsynsbegäran.docx
+++ b/tillsyn/A 45657-2024 tillsynsbegäran.docx
@@ -559,7 +559,7 @@
     <w:r>
       <w:tab/>
       <w:tab/>
-      <w:t>2026-10-10</w:t>
+      <w:t>2026-10-11</w:t>
       <w:br/>
       <w:br/>
     </w:r>

--- a/tillsyn/A 45657-2024 tillsynsbegäran.docx
+++ b/tillsyn/A 45657-2024 tillsynsbegäran.docx
@@ -559,7 +559,7 @@
     <w:r>
       <w:tab/>
       <w:tab/>
-      <w:t>2026-10-11</w:t>
+      <w:t>2026-10-12</w:t>
       <w:br/>
       <w:br/>
     </w:r>

--- a/tillsyn/A 45657-2024 tillsynsbegäran.docx
+++ b/tillsyn/A 45657-2024 tillsynsbegäran.docx
@@ -559,7 +559,7 @@
     <w:r>
       <w:tab/>
       <w:tab/>
-      <w:t>2026-10-12</w:t>
+      <w:t>2026-10-13</w:t>
       <w:br/>
       <w:br/>
     </w:r>

--- a/tillsyn/A 45657-2024 tillsynsbegäran.docx
+++ b/tillsyn/A 45657-2024 tillsynsbegäran.docx
@@ -559,7 +559,7 @@
     <w:r>
       <w:tab/>
       <w:tab/>
-      <w:t>2026-10-13</w:t>
+      <w:t>2026-10-14</w:t>
       <w:br/>
       <w:br/>
     </w:r>

--- a/tillsyn/A 45657-2024 tillsynsbegäran.docx
+++ b/tillsyn/A 45657-2024 tillsynsbegäran.docx
@@ -559,7 +559,7 @@
     <w:r>
       <w:tab/>
       <w:tab/>
-      <w:t>2026-10-14</w:t>
+      <w:t>2026-10-15</w:t>
       <w:br/>
       <w:br/>
     </w:r>

--- a/tillsyn/A 45657-2024 tillsynsbegäran.docx
+++ b/tillsyn/A 45657-2024 tillsynsbegäran.docx
@@ -559,7 +559,7 @@
     <w:r>
       <w:tab/>
       <w:tab/>
-      <w:t>2026-10-15</w:t>
+      <w:t>2026-10-16</w:t>
       <w:br/>
       <w:br/>
     </w:r>

--- a/tillsyn/A 45657-2024 tillsynsbegäran.docx
+++ b/tillsyn/A 45657-2024 tillsynsbegäran.docx
@@ -559,7 +559,7 @@
     <w:r>
       <w:tab/>
       <w:tab/>
-      <w:t>2026-10-16</w:t>
+      <w:t>2026-10-17</w:t>
       <w:br/>
       <w:br/>
     </w:r>

--- a/tillsyn/A 45657-2024 tillsynsbegäran.docx
+++ b/tillsyn/A 45657-2024 tillsynsbegäran.docx
@@ -559,7 +559,7 @@
     <w:r>
       <w:tab/>
       <w:tab/>
-      <w:t>2026-10-17</w:t>
+      <w:t>2026-10-18</w:t>
       <w:br/>
       <w:br/>
     </w:r>

--- a/tillsyn/A 45657-2024 tillsynsbegäran.docx
+++ b/tillsyn/A 45657-2024 tillsynsbegäran.docx
@@ -559,7 +559,7 @@
     <w:r>
       <w:tab/>
       <w:tab/>
-      <w:t>2026-10-18</w:t>
+      <w:t>2026-10-19</w:t>
       <w:br/>
       <w:br/>
     </w:r>

--- a/tillsyn/A 45657-2024 tillsynsbegäran.docx
+++ b/tillsyn/A 45657-2024 tillsynsbegäran.docx
@@ -559,7 +559,7 @@
     <w:r>
       <w:tab/>
       <w:tab/>
-      <w:t>2026-10-19</w:t>
+      <w:t>2026-10-20</w:t>
       <w:br/>
       <w:br/>
     </w:r>

--- a/tillsyn/A 45657-2024 tillsynsbegäran.docx
+++ b/tillsyn/A 45657-2024 tillsynsbegäran.docx
@@ -559,7 +559,7 @@
     <w:r>
       <w:tab/>
       <w:tab/>
-      <w:t>2026-10-20</w:t>
+      <w:t>2026-10-21</w:t>
       <w:br/>
       <w:br/>
     </w:r>

--- a/tillsyn/A 45657-2024 tillsynsbegäran.docx
+++ b/tillsyn/A 45657-2024 tillsynsbegäran.docx
@@ -559,7 +559,7 @@
     <w:r>
       <w:tab/>
       <w:tab/>
-      <w:t>2026-10-21</w:t>
+      <w:t>2026-10-22</w:t>
       <w:br/>
       <w:br/>
     </w:r>

--- a/tillsyn/A 45657-2024 tillsynsbegäran.docx
+++ b/tillsyn/A 45657-2024 tillsynsbegäran.docx
@@ -559,7 +559,7 @@
     <w:r>
       <w:tab/>
       <w:tab/>
-      <w:t>2026-10-22</w:t>
+      <w:t>2026-10-23</w:t>
       <w:br/>
       <w:br/>
     </w:r>

--- a/tillsyn/A 45657-2024 tillsynsbegäran.docx
+++ b/tillsyn/A 45657-2024 tillsynsbegäran.docx
@@ -559,7 +559,7 @@
     <w:r>
       <w:tab/>
       <w:tab/>
-      <w:t>2026-10-23</w:t>
+      <w:t>2026-10-24</w:t>
       <w:br/>
       <w:br/>
     </w:r>

--- a/tillsyn/A 45657-2024 tillsynsbegäran.docx
+++ b/tillsyn/A 45657-2024 tillsynsbegäran.docx
@@ -559,7 +559,7 @@
     <w:r>
       <w:tab/>
       <w:tab/>
-      <w:t>2026-10-24</w:t>
+      <w:t>2026-10-25</w:t>
       <w:br/>
       <w:br/>
     </w:r>

--- a/tillsyn/A 45657-2024 tillsynsbegäran.docx
+++ b/tillsyn/A 45657-2024 tillsynsbegäran.docx
@@ -559,7 +559,7 @@
     <w:r>
       <w:tab/>
       <w:tab/>
-      <w:t>2026-10-25</w:t>
+      <w:t>2026-10-26</w:t>
       <w:br/>
       <w:br/>
     </w:r>

--- a/tillsyn/A 45657-2024 tillsynsbegäran.docx
+++ b/tillsyn/A 45657-2024 tillsynsbegäran.docx
@@ -559,7 +559,7 @@
     <w:r>
       <w:tab/>
       <w:tab/>
-      <w:t>2026-10-26</w:t>
+      <w:t>2026-10-27</w:t>
       <w:br/>
       <w:br/>
     </w:r>

--- a/tillsyn/A 45657-2024 tillsynsbegäran.docx
+++ b/tillsyn/A 45657-2024 tillsynsbegäran.docx
@@ -559,7 +559,7 @@
     <w:r>
       <w:tab/>
       <w:tab/>
-      <w:t>2026-10-27</w:t>
+      <w:t>2026-10-28</w:t>
       <w:br/>
       <w:br/>
     </w:r>

--- a/tillsyn/A 45657-2024 tillsynsbegäran.docx
+++ b/tillsyn/A 45657-2024 tillsynsbegäran.docx
@@ -559,7 +559,7 @@
     <w:r>
       <w:tab/>
       <w:tab/>
-      <w:t>2026-10-28</w:t>
+      <w:t>2026-10-29</w:t>
       <w:br/>
       <w:br/>
     </w:r>

--- a/tillsyn/A 45657-2024 tillsynsbegäran.docx
+++ b/tillsyn/A 45657-2024 tillsynsbegäran.docx
@@ -559,7 +559,7 @@
     <w:r>
       <w:tab/>
       <w:tab/>
-      <w:t>2026-10-29</w:t>
+      <w:t>2026-10-31</w:t>
       <w:br/>
       <w:br/>
     </w:r>
